--- a/DSA_Guide/Notice-DSA.docx
+++ b/DSA_Guide/Notice-DSA.docx
@@ -74,6 +74,37 @@
       <w:pPr>
         <w:numPr>
           <w:ilvl w:val="0"/>
+          <w:numId w:val="2"/>
+        </w:numPr>
+        <w:rPr>
+          <w:rFonts w:hint="default"/>
+          <w:lang w:val="en-US"/>
+        </w:rPr>
+      </w:pPr>
+      <w:r>
+        <w:rPr>
+          <w:rFonts w:hint="default"/>
+          <w:lang w:val="en-US"/>
+        </w:rPr>
+        <w:t>Before diving deeply in a specific topic, ask ChatGPT to give me common patterns of that topic so I can have a mindset of it</w:t>
+      </w:r>
+    </w:p>
+    <w:p>
+      <w:pPr>
+        <w:numPr>
+          <w:ilvl w:val="0"/>
+          <w:numId w:val="2"/>
+        </w:numPr>
+        <w:rPr>
+          <w:rFonts w:hint="default"/>
+          <w:lang w:val="en-US"/>
+        </w:rPr>
+      </w:pPr>
+    </w:p>
+    <w:p>
+      <w:pPr>
+        <w:numPr>
+          <w:ilvl w:val="0"/>
           <w:numId w:val="0"/>
         </w:numPr>
         <w:pBdr>
@@ -243,37 +274,23 @@
           <w:lang w:val="en-US"/>
         </w:rPr>
       </w:pPr>
-    </w:p>
-    <w:p>
-      <w:pPr>
-        <w:numPr>
-          <w:ilvl w:val="0"/>
-          <w:numId w:val="0"/>
-        </w:numPr>
-        <w:rPr>
-          <w:rFonts w:hint="default"/>
-          <w:lang w:val="en-US"/>
-        </w:rPr>
-      </w:pPr>
-    </w:p>
-    <w:p>
-      <w:pPr>
-        <w:numPr>
-          <w:ilvl w:val="0"/>
-          <w:numId w:val="0"/>
-        </w:numPr>
-        <w:rPr>
-          <w:rFonts w:hint="default"/>
-          <w:lang w:val="en-US"/>
-        </w:rPr>
-      </w:pPr>
-    </w:p>
-    <w:p>
-      <w:pPr>
-        <w:numPr>
-          <w:ilvl w:val="0"/>
-          <w:numId w:val="0"/>
-        </w:numPr>
+      <w:r>
+        <w:rPr>
+          <w:rFonts w:hint="default"/>
+          <w:lang w:val="en-US"/>
+        </w:rPr>
+        <w:t>Problem-based learning for DSA - BE - AI</w:t>
+      </w:r>
+      <w:bookmarkStart w:id="0" w:name="_GoBack"/>
+      <w:bookmarkEnd w:id="0"/>
+    </w:p>
+    <w:p>
+      <w:pPr>
+        <w:numPr>
+          <w:ilvl w:val="0"/>
+          <w:numId w:val="4"/>
+        </w:numPr>
+        <w:ind w:left="0" w:leftChars="0" w:firstLine="0" w:firstLineChars="0"/>
         <w:rPr>
           <w:rFonts w:hint="default"/>
           <w:lang w:val="en-US"/>
@@ -323,7 +340,182 @@
       <w:pPr>
         <w:numPr>
           <w:ilvl w:val="0"/>
+          <w:numId w:val="0"/>
+        </w:numPr>
+        <w:jc w:val="center"/>
+        <w:rPr>
+          <w:rFonts w:hint="default"/>
+          <w:b/>
+          <w:bCs/>
+          <w:color w:val="FF0000"/>
+          <w:sz w:val="32"/>
+          <w:szCs w:val="32"/>
+          <w:lang w:val="en-US"/>
+        </w:rPr>
+      </w:pPr>
+      <w:r>
+        <w:rPr>
+          <w:rFonts w:hint="default"/>
+          <w:b/>
+          <w:bCs/>
+          <w:color w:val="FF0000"/>
+          <w:sz w:val="32"/>
+          <w:szCs w:val="32"/>
+          <w:lang w:val="en-US"/>
+        </w:rPr>
+        <w:t>NOTE NEETCODE</w:t>
+      </w:r>
+    </w:p>
+    <w:p>
+      <w:pPr>
+        <w:numPr>
+          <w:ilvl w:val="0"/>
           <w:numId w:val="5"/>
+        </w:numPr>
+        <w:rPr>
+          <w:rFonts w:hint="default"/>
+          <w:lang w:val="en-US"/>
+        </w:rPr>
+      </w:pPr>
+    </w:p>
+    <w:p>
+      <w:pPr>
+        <w:numPr>
+          <w:ilvl w:val="0"/>
+          <w:numId w:val="0"/>
+        </w:numPr>
+      </w:pPr>
+      <w:r>
+        <w:drawing>
+          <wp:inline distT="0" distB="0" distL="114300" distR="114300">
+            <wp:extent cx="3021965" cy="1842770"/>
+            <wp:effectExtent l="0" t="0" r="10795" b="1270"/>
+            <wp:docPr id="6" name="Picture 5"/>
+            <wp:cNvGraphicFramePr>
+              <a:graphicFrameLocks xmlns:a="http://schemas.openxmlformats.org/drawingml/2006/main" noChangeAspect="1"/>
+            </wp:cNvGraphicFramePr>
+            <a:graphic xmlns:a="http://schemas.openxmlformats.org/drawingml/2006/main">
+              <a:graphicData uri="http://schemas.openxmlformats.org/drawingml/2006/picture">
+                <pic:pic xmlns:pic="http://schemas.openxmlformats.org/drawingml/2006/picture">
+                  <pic:nvPicPr>
+                    <pic:cNvPr id="6" name="Picture 5"/>
+                    <pic:cNvPicPr>
+                      <a:picLocks noChangeAspect="1"/>
+                    </pic:cNvPicPr>
+                  </pic:nvPicPr>
+                  <pic:blipFill>
+                    <a:blip r:embed="rId4"/>
+                    <a:stretch>
+                      <a:fillRect/>
+                    </a:stretch>
+                  </pic:blipFill>
+                  <pic:spPr>
+                    <a:xfrm>
+                      <a:off x="0" y="0"/>
+                      <a:ext cx="3021965" cy="1842770"/>
+                    </a:xfrm>
+                    <a:prstGeom prst="rect">
+                      <a:avLst/>
+                    </a:prstGeom>
+                    <a:noFill/>
+                    <a:ln>
+                      <a:noFill/>
+                    </a:ln>
+                  </pic:spPr>
+                </pic:pic>
+              </a:graphicData>
+            </a:graphic>
+          </wp:inline>
+        </w:drawing>
+      </w:r>
+    </w:p>
+    <w:p>
+      <w:pPr>
+        <w:numPr>
+          <w:ilvl w:val="0"/>
+          <w:numId w:val="0"/>
+        </w:numPr>
+        <w:rPr>
+          <w:rFonts w:hint="default"/>
+          <w:lang w:val="en-US"/>
+        </w:rPr>
+      </w:pPr>
+      <w:r>
+        <w:rPr>
+          <w:rFonts w:hint="default"/>
+          <w:lang w:val="en-US"/>
+        </w:rPr>
+        <w:t>-&gt; Ở dụng này, ta có thể dùng tích giữa mảng bên trái và bên phải của phần tử nums[I] đang xét (best practice). Ngoài ra ta còn có thể dùng 2 for loops, hoặc division</w:t>
+      </w:r>
+    </w:p>
+    <w:p>
+      <w:pPr>
+        <w:numPr>
+          <w:ilvl w:val="0"/>
+          <w:numId w:val="0"/>
+        </w:numPr>
+        <w:rPr>
+          <w:rFonts w:hint="default"/>
+          <w:lang w:val="en-US"/>
+        </w:rPr>
+      </w:pPr>
+    </w:p>
+    <w:p>
+      <w:pPr>
+        <w:numPr>
+          <w:ilvl w:val="0"/>
+          <w:numId w:val="0"/>
+        </w:numPr>
+        <w:rPr>
+          <w:rFonts w:hint="default"/>
+          <w:lang w:val="en-US"/>
+        </w:rPr>
+      </w:pPr>
+    </w:p>
+    <w:p>
+      <w:pPr>
+        <w:numPr>
+          <w:ilvl w:val="0"/>
+          <w:numId w:val="0"/>
+        </w:numPr>
+        <w:rPr>
+          <w:rFonts w:hint="default"/>
+          <w:lang w:val="en-US"/>
+        </w:rPr>
+      </w:pPr>
+    </w:p>
+    <w:p>
+      <w:pPr>
+        <w:numPr>
+          <w:ilvl w:val="0"/>
+          <w:numId w:val="0"/>
+        </w:numPr>
+        <w:pBdr>
+          <w:bottom w:val="single" w:color="auto" w:sz="4" w:space="0"/>
+        </w:pBdr>
+        <w:rPr>
+          <w:rFonts w:hint="default"/>
+          <w:lang w:val="en-US"/>
+        </w:rPr>
+      </w:pPr>
+    </w:p>
+    <w:p>
+      <w:pPr>
+        <w:numPr>
+          <w:ilvl w:val="0"/>
+          <w:numId w:val="0"/>
+        </w:numPr>
+        <w:rPr>
+          <w:rFonts w:hint="default"/>
+          <w:lang w:val="en-US"/>
+        </w:rPr>
+      </w:pPr>
+    </w:p>
+    <w:p>
+      <w:pPr>
+        <w:numPr>
+          <w:ilvl w:val="0"/>
+          <w:numId w:val="6"/>
         </w:numPr>
         <w:rPr>
           <w:rFonts w:hint="default"/>
@@ -344,7 +536,7 @@
       <w:pPr>
         <w:numPr>
           <w:ilvl w:val="0"/>
-          <w:numId w:val="5"/>
+          <w:numId w:val="6"/>
         </w:numPr>
         <w:rPr>
           <w:rFonts w:hint="default"/>
@@ -354,6 +546,7 @@
       <w:r>
         <w:rPr>
           <w:rFonts w:hint="default"/>
+          <w:color w:val="00B050"/>
           <w:lang w:val="en-US"/>
         </w:rPr>
         <w:t>Collections</w:t>
@@ -363,7 +556,7 @@
       <w:pPr>
         <w:numPr>
           <w:ilvl w:val="0"/>
-          <w:numId w:val="5"/>
+          <w:numId w:val="6"/>
         </w:numPr>
         <w:rPr>
           <w:rFonts w:hint="default"/>
@@ -373,6 +566,7 @@
       <w:r>
         <w:rPr>
           <w:rFonts w:hint="default"/>
+          <w:color w:val="00B050"/>
           <w:lang w:val="en-US"/>
         </w:rPr>
         <w:t>Arrays</w:t>
@@ -382,369 +576,965 @@
       <w:pPr>
         <w:numPr>
           <w:ilvl w:val="0"/>
-          <w:numId w:val="5"/>
-        </w:numPr>
-        <w:rPr>
-          <w:rFonts w:hint="default"/>
-          <w:lang w:val="en-US"/>
-        </w:rPr>
-      </w:pPr>
-      <w:bookmarkStart w:id="0" w:name="_GoBack"/>
-      <w:bookmarkEnd w:id="0"/>
-    </w:p>
-    <w:p>
-      <w:pPr>
-        <w:numPr>
-          <w:ilvl w:val="0"/>
-          <w:numId w:val="0"/>
-        </w:numPr>
-        <w:rPr>
-          <w:rFonts w:hint="default"/>
-          <w:lang w:val="en-US"/>
-        </w:rPr>
-      </w:pPr>
-    </w:p>
-    <w:p>
-      <w:pPr>
-        <w:numPr>
-          <w:ilvl w:val="0"/>
-          <w:numId w:val="0"/>
-        </w:numPr>
-        <w:rPr>
-          <w:rFonts w:hint="default"/>
-          <w:lang w:val="en-US"/>
-        </w:rPr>
-      </w:pPr>
-    </w:p>
-    <w:p>
-      <w:pPr>
-        <w:numPr>
-          <w:ilvl w:val="0"/>
-          <w:numId w:val="0"/>
-        </w:numPr>
-        <w:rPr>
-          <w:rFonts w:hint="default"/>
-          <w:lang w:val="en-US"/>
-        </w:rPr>
-      </w:pPr>
-    </w:p>
-    <w:p>
-      <w:pPr>
-        <w:numPr>
-          <w:ilvl w:val="0"/>
-          <w:numId w:val="0"/>
-        </w:numPr>
-        <w:rPr>
-          <w:rFonts w:hint="default"/>
-          <w:lang w:val="en-US"/>
-        </w:rPr>
-      </w:pPr>
-    </w:p>
-    <w:p>
-      <w:pPr>
-        <w:numPr>
-          <w:ilvl w:val="0"/>
-          <w:numId w:val="0"/>
-        </w:numPr>
-        <w:rPr>
-          <w:rFonts w:hint="default"/>
-          <w:lang w:val="en-US"/>
-        </w:rPr>
-      </w:pPr>
-    </w:p>
-    <w:p>
-      <w:pPr>
-        <w:numPr>
-          <w:ilvl w:val="0"/>
-          <w:numId w:val="0"/>
-        </w:numPr>
-        <w:rPr>
-          <w:rFonts w:hint="default"/>
-          <w:lang w:val="en-US"/>
-        </w:rPr>
-      </w:pPr>
-    </w:p>
-    <w:p>
-      <w:pPr>
-        <w:numPr>
-          <w:ilvl w:val="0"/>
-          <w:numId w:val="0"/>
-        </w:numPr>
-        <w:rPr>
-          <w:rFonts w:hint="default"/>
-          <w:lang w:val="en-US"/>
-        </w:rPr>
-      </w:pPr>
-    </w:p>
-    <w:p>
-      <w:pPr>
-        <w:numPr>
-          <w:ilvl w:val="0"/>
-          <w:numId w:val="0"/>
-        </w:numPr>
-        <w:rPr>
-          <w:rFonts w:hint="default"/>
-          <w:lang w:val="en-US"/>
-        </w:rPr>
-      </w:pPr>
-    </w:p>
-    <w:p>
-      <w:pPr>
-        <w:numPr>
-          <w:ilvl w:val="0"/>
-          <w:numId w:val="0"/>
-        </w:numPr>
-        <w:rPr>
-          <w:rFonts w:hint="default"/>
-          <w:lang w:val="en-US"/>
-        </w:rPr>
-      </w:pPr>
-    </w:p>
-    <w:p>
-      <w:pPr>
-        <w:numPr>
-          <w:ilvl w:val="0"/>
-          <w:numId w:val="0"/>
-        </w:numPr>
-        <w:rPr>
-          <w:rFonts w:hint="default"/>
-          <w:lang w:val="en-US"/>
-        </w:rPr>
-      </w:pPr>
-    </w:p>
-    <w:p>
-      <w:pPr>
-        <w:numPr>
-          <w:ilvl w:val="0"/>
-          <w:numId w:val="0"/>
-        </w:numPr>
-        <w:rPr>
-          <w:rFonts w:hint="default"/>
-          <w:lang w:val="en-US"/>
-        </w:rPr>
-      </w:pPr>
-    </w:p>
-    <w:p>
-      <w:pPr>
-        <w:numPr>
-          <w:ilvl w:val="0"/>
-          <w:numId w:val="0"/>
-        </w:numPr>
-        <w:rPr>
-          <w:rFonts w:hint="default"/>
-          <w:lang w:val="en-US"/>
-        </w:rPr>
-      </w:pPr>
-    </w:p>
-    <w:p>
-      <w:pPr>
-        <w:numPr>
-          <w:ilvl w:val="0"/>
-          <w:numId w:val="0"/>
-        </w:numPr>
-        <w:rPr>
-          <w:rFonts w:hint="default"/>
-          <w:lang w:val="en-US"/>
-        </w:rPr>
-      </w:pPr>
-    </w:p>
-    <w:p>
-      <w:pPr>
-        <w:numPr>
-          <w:ilvl w:val="0"/>
-          <w:numId w:val="0"/>
-        </w:numPr>
-        <w:rPr>
-          <w:rFonts w:hint="default"/>
-          <w:lang w:val="en-US"/>
-        </w:rPr>
-      </w:pPr>
-    </w:p>
-    <w:p>
-      <w:pPr>
-        <w:numPr>
-          <w:ilvl w:val="0"/>
-          <w:numId w:val="0"/>
-        </w:numPr>
-        <w:rPr>
-          <w:rFonts w:hint="default"/>
-          <w:lang w:val="en-US"/>
-        </w:rPr>
-      </w:pPr>
-    </w:p>
-    <w:p>
-      <w:pPr>
-        <w:numPr>
-          <w:ilvl w:val="0"/>
-          <w:numId w:val="0"/>
-        </w:numPr>
-        <w:rPr>
-          <w:rFonts w:hint="default"/>
-          <w:lang w:val="en-US"/>
-        </w:rPr>
-      </w:pPr>
-    </w:p>
-    <w:p>
-      <w:pPr>
-        <w:numPr>
-          <w:ilvl w:val="0"/>
-          <w:numId w:val="0"/>
-        </w:numPr>
-        <w:rPr>
-          <w:rFonts w:hint="default"/>
-          <w:lang w:val="en-US"/>
-        </w:rPr>
-      </w:pPr>
-    </w:p>
-    <w:p>
-      <w:pPr>
-        <w:numPr>
-          <w:ilvl w:val="0"/>
-          <w:numId w:val="0"/>
-        </w:numPr>
-        <w:rPr>
-          <w:rFonts w:hint="default"/>
-          <w:lang w:val="en-US"/>
-        </w:rPr>
-      </w:pPr>
-    </w:p>
-    <w:p>
-      <w:pPr>
-        <w:numPr>
-          <w:ilvl w:val="0"/>
-          <w:numId w:val="0"/>
-        </w:numPr>
-        <w:rPr>
-          <w:rFonts w:hint="default"/>
-          <w:lang w:val="en-US"/>
-        </w:rPr>
-      </w:pPr>
-    </w:p>
-    <w:p>
-      <w:pPr>
-        <w:numPr>
-          <w:ilvl w:val="0"/>
-          <w:numId w:val="0"/>
-        </w:numPr>
-        <w:rPr>
-          <w:rFonts w:hint="default"/>
-          <w:lang w:val="en-US"/>
-        </w:rPr>
-      </w:pPr>
-    </w:p>
-    <w:p>
-      <w:pPr>
-        <w:numPr>
-          <w:ilvl w:val="0"/>
-          <w:numId w:val="0"/>
-        </w:numPr>
-        <w:rPr>
-          <w:rFonts w:hint="default"/>
-          <w:lang w:val="en-US"/>
-        </w:rPr>
-      </w:pPr>
-    </w:p>
-    <w:p>
-      <w:pPr>
-        <w:numPr>
-          <w:ilvl w:val="0"/>
-          <w:numId w:val="0"/>
-        </w:numPr>
-        <w:rPr>
-          <w:rFonts w:hint="default"/>
-          <w:lang w:val="en-US"/>
-        </w:rPr>
-      </w:pPr>
-    </w:p>
-    <w:p>
-      <w:pPr>
-        <w:numPr>
-          <w:ilvl w:val="0"/>
-          <w:numId w:val="0"/>
-        </w:numPr>
-        <w:rPr>
-          <w:rFonts w:hint="default"/>
-          <w:lang w:val="en-US"/>
-        </w:rPr>
-      </w:pPr>
-    </w:p>
-    <w:p>
-      <w:pPr>
-        <w:numPr>
-          <w:ilvl w:val="0"/>
-          <w:numId w:val="0"/>
-        </w:numPr>
-        <w:rPr>
-          <w:rFonts w:hint="default"/>
-          <w:lang w:val="en-US"/>
-        </w:rPr>
-      </w:pPr>
-    </w:p>
-    <w:p>
-      <w:pPr>
-        <w:numPr>
-          <w:ilvl w:val="0"/>
-          <w:numId w:val="0"/>
-        </w:numPr>
-        <w:rPr>
-          <w:rFonts w:hint="default"/>
-          <w:lang w:val="en-US"/>
-        </w:rPr>
-      </w:pPr>
-    </w:p>
-    <w:p>
-      <w:pPr>
-        <w:numPr>
-          <w:ilvl w:val="0"/>
-          <w:numId w:val="0"/>
-        </w:numPr>
-        <w:rPr>
-          <w:rFonts w:hint="default"/>
-          <w:lang w:val="en-US"/>
-        </w:rPr>
-      </w:pPr>
-    </w:p>
-    <w:p>
-      <w:pPr>
-        <w:numPr>
-          <w:ilvl w:val="0"/>
-          <w:numId w:val="0"/>
-        </w:numPr>
-        <w:rPr>
-          <w:rFonts w:hint="default"/>
-          <w:lang w:val="en-US"/>
-        </w:rPr>
-      </w:pPr>
-    </w:p>
-    <w:p>
-      <w:pPr>
-        <w:numPr>
-          <w:ilvl w:val="0"/>
-          <w:numId w:val="0"/>
-        </w:numPr>
-        <w:rPr>
-          <w:rFonts w:hint="default"/>
-          <w:lang w:val="en-US"/>
-        </w:rPr>
-      </w:pPr>
-    </w:p>
-    <w:p>
-      <w:pPr>
-        <w:numPr>
-          <w:ilvl w:val="0"/>
-          <w:numId w:val="0"/>
-        </w:numPr>
-        <w:rPr>
-          <w:rFonts w:hint="default"/>
-          <w:lang w:val="en-US"/>
-        </w:rPr>
-      </w:pPr>
-    </w:p>
-    <w:p>
-      <w:pPr>
-        <w:numPr>
-          <w:ilvl w:val="0"/>
           <w:numId w:val="6"/>
+        </w:numPr>
+        <w:rPr>
+          <w:rFonts w:hint="default"/>
+          <w:lang w:val="en-US"/>
+        </w:rPr>
+      </w:pPr>
+      <w:r>
+        <w:rPr>
+          <w:rFonts w:hint="default"/>
+          <w:lang w:val="en-US"/>
+        </w:rPr>
+        <w:t>StringBuilder</w:t>
+      </w:r>
+    </w:p>
+    <w:p>
+      <w:pPr>
+        <w:numPr>
+          <w:numId w:val="0"/>
+        </w:numPr>
+        <w:rPr>
+          <w:rFonts w:hint="default"/>
+          <w:lang w:val="en-US"/>
+        </w:rPr>
+      </w:pPr>
+    </w:p>
+    <w:p>
+      <w:pPr>
+        <w:numPr>
+          <w:numId w:val="0"/>
+        </w:numPr>
+        <w:rPr>
+          <w:rFonts w:hint="default"/>
+          <w:lang w:val="en-US"/>
+        </w:rPr>
+      </w:pPr>
+    </w:p>
+    <w:p>
+      <w:pPr>
+        <w:numPr>
+          <w:numId w:val="0"/>
+        </w:numPr>
+        <w:rPr>
+          <w:rFonts w:hint="default"/>
+          <w:lang w:val="en-US"/>
+        </w:rPr>
+      </w:pPr>
+    </w:p>
+    <w:p>
+      <w:pPr>
+        <w:numPr>
+          <w:numId w:val="0"/>
+        </w:numPr>
+        <w:rPr>
+          <w:rFonts w:hint="default"/>
+          <w:lang w:val="en-US"/>
+        </w:rPr>
+      </w:pPr>
+    </w:p>
+    <w:p>
+      <w:pPr>
+        <w:numPr>
+          <w:numId w:val="0"/>
+        </w:numPr>
+        <w:rPr>
+          <w:rFonts w:hint="default"/>
+          <w:lang w:val="en-US"/>
+        </w:rPr>
+      </w:pPr>
+    </w:p>
+    <w:p>
+      <w:pPr>
+        <w:numPr>
+          <w:numId w:val="0"/>
+        </w:numPr>
+        <w:rPr>
+          <w:rFonts w:hint="default"/>
+          <w:lang w:val="en-US"/>
+        </w:rPr>
+      </w:pPr>
+    </w:p>
+    <w:p>
+      <w:pPr>
+        <w:numPr>
+          <w:numId w:val="0"/>
+        </w:numPr>
+        <w:rPr>
+          <w:rFonts w:hint="default"/>
+          <w:lang w:val="en-US"/>
+        </w:rPr>
+      </w:pPr>
+    </w:p>
+    <w:p>
+      <w:pPr>
+        <w:numPr>
+          <w:numId w:val="0"/>
+        </w:numPr>
+        <w:rPr>
+          <w:rFonts w:hint="default"/>
+          <w:lang w:val="en-US"/>
+        </w:rPr>
+      </w:pPr>
+    </w:p>
+    <w:p>
+      <w:pPr>
+        <w:numPr>
+          <w:numId w:val="0"/>
+        </w:numPr>
+        <w:rPr>
+          <w:rFonts w:hint="default"/>
+          <w:lang w:val="en-US"/>
+        </w:rPr>
+      </w:pPr>
+    </w:p>
+    <w:p>
+      <w:pPr>
+        <w:numPr>
+          <w:numId w:val="0"/>
+        </w:numPr>
+        <w:rPr>
+          <w:rFonts w:hint="default"/>
+          <w:lang w:val="en-US"/>
+        </w:rPr>
+      </w:pPr>
+    </w:p>
+    <w:p>
+      <w:pPr>
+        <w:numPr>
+          <w:numId w:val="0"/>
+        </w:numPr>
+        <w:rPr>
+          <w:rFonts w:hint="default"/>
+          <w:lang w:val="en-US"/>
+        </w:rPr>
+      </w:pPr>
+    </w:p>
+    <w:p>
+      <w:pPr>
+        <w:numPr>
+          <w:numId w:val="0"/>
+        </w:numPr>
+        <w:rPr>
+          <w:rFonts w:hint="default"/>
+          <w:lang w:val="en-US"/>
+        </w:rPr>
+      </w:pPr>
+    </w:p>
+    <w:p>
+      <w:pPr>
+        <w:numPr>
+          <w:numId w:val="0"/>
+        </w:numPr>
+        <w:rPr>
+          <w:rFonts w:hint="default"/>
+          <w:lang w:val="en-US"/>
+        </w:rPr>
+      </w:pPr>
+    </w:p>
+    <w:p>
+      <w:pPr>
+        <w:numPr>
+          <w:numId w:val="0"/>
+        </w:numPr>
+        <w:rPr>
+          <w:rFonts w:hint="default"/>
+          <w:lang w:val="en-US"/>
+        </w:rPr>
+      </w:pPr>
+    </w:p>
+    <w:p>
+      <w:pPr>
+        <w:numPr>
+          <w:numId w:val="0"/>
+        </w:numPr>
+        <w:rPr>
+          <w:rFonts w:hint="default"/>
+          <w:lang w:val="en-US"/>
+        </w:rPr>
+      </w:pPr>
+    </w:p>
+    <w:p>
+      <w:pPr>
+        <w:numPr>
+          <w:numId w:val="0"/>
+        </w:numPr>
+        <w:rPr>
+          <w:rFonts w:hint="default"/>
+          <w:lang w:val="en-US"/>
+        </w:rPr>
+      </w:pPr>
+    </w:p>
+    <w:p>
+      <w:pPr>
+        <w:numPr>
+          <w:numId w:val="0"/>
+        </w:numPr>
+        <w:rPr>
+          <w:rFonts w:hint="default"/>
+          <w:lang w:val="en-US"/>
+        </w:rPr>
+      </w:pPr>
+    </w:p>
+    <w:p>
+      <w:pPr>
+        <w:numPr>
+          <w:numId w:val="0"/>
+        </w:numPr>
+        <w:rPr>
+          <w:rFonts w:hint="default"/>
+          <w:lang w:val="en-US"/>
+        </w:rPr>
+      </w:pPr>
+    </w:p>
+    <w:p>
+      <w:pPr>
+        <w:numPr>
+          <w:numId w:val="0"/>
+        </w:numPr>
+        <w:rPr>
+          <w:rFonts w:hint="default"/>
+          <w:lang w:val="en-US"/>
+        </w:rPr>
+      </w:pPr>
+    </w:p>
+    <w:p>
+      <w:pPr>
+        <w:numPr>
+          <w:numId w:val="0"/>
+        </w:numPr>
+        <w:rPr>
+          <w:rFonts w:hint="default"/>
+          <w:lang w:val="en-US"/>
+        </w:rPr>
+      </w:pPr>
+    </w:p>
+    <w:p>
+      <w:pPr>
+        <w:numPr>
+          <w:numId w:val="0"/>
+        </w:numPr>
+        <w:rPr>
+          <w:rFonts w:hint="default"/>
+          <w:lang w:val="en-US"/>
+        </w:rPr>
+      </w:pPr>
+    </w:p>
+    <w:p>
+      <w:pPr>
+        <w:numPr>
+          <w:numId w:val="0"/>
+        </w:numPr>
+        <w:rPr>
+          <w:rFonts w:hint="default"/>
+          <w:lang w:val="en-US"/>
+        </w:rPr>
+      </w:pPr>
+    </w:p>
+    <w:p>
+      <w:pPr>
+        <w:numPr>
+          <w:numId w:val="0"/>
+        </w:numPr>
+        <w:rPr>
+          <w:rFonts w:hint="default"/>
+          <w:lang w:val="en-US"/>
+        </w:rPr>
+      </w:pPr>
+    </w:p>
+    <w:p>
+      <w:pPr>
+        <w:numPr>
+          <w:numId w:val="0"/>
+        </w:numPr>
+        <w:rPr>
+          <w:rFonts w:hint="default"/>
+          <w:lang w:val="en-US"/>
+        </w:rPr>
+      </w:pPr>
+    </w:p>
+    <w:p>
+      <w:pPr>
+        <w:numPr>
+          <w:numId w:val="0"/>
+        </w:numPr>
+        <w:rPr>
+          <w:rFonts w:hint="default"/>
+          <w:lang w:val="en-US"/>
+        </w:rPr>
+      </w:pPr>
+    </w:p>
+    <w:p>
+      <w:pPr>
+        <w:numPr>
+          <w:numId w:val="0"/>
+        </w:numPr>
+        <w:rPr>
+          <w:rFonts w:hint="default"/>
+          <w:lang w:val="en-US"/>
+        </w:rPr>
+      </w:pPr>
+    </w:p>
+    <w:p>
+      <w:pPr>
+        <w:numPr>
+          <w:numId w:val="0"/>
+        </w:numPr>
+        <w:rPr>
+          <w:rFonts w:hint="default"/>
+          <w:lang w:val="en-US"/>
+        </w:rPr>
+      </w:pPr>
+    </w:p>
+    <w:p>
+      <w:pPr>
+        <w:numPr>
+          <w:numId w:val="0"/>
+        </w:numPr>
+        <w:rPr>
+          <w:rFonts w:hint="default"/>
+          <w:lang w:val="en-US"/>
+        </w:rPr>
+      </w:pPr>
+    </w:p>
+    <w:p>
+      <w:pPr>
+        <w:numPr>
+          <w:numId w:val="0"/>
+        </w:numPr>
+        <w:rPr>
+          <w:rFonts w:hint="default"/>
+          <w:lang w:val="en-US"/>
+        </w:rPr>
+      </w:pPr>
+    </w:p>
+    <w:p>
+      <w:pPr>
+        <w:numPr>
+          <w:numId w:val="0"/>
+        </w:numPr>
+        <w:rPr>
+          <w:rFonts w:hint="default"/>
+          <w:lang w:val="en-US"/>
+        </w:rPr>
+      </w:pPr>
+    </w:p>
+    <w:p>
+      <w:pPr>
+        <w:numPr>
+          <w:numId w:val="0"/>
+        </w:numPr>
+        <w:rPr>
+          <w:rFonts w:hint="default"/>
+          <w:lang w:val="en-US"/>
+        </w:rPr>
+      </w:pPr>
+    </w:p>
+    <w:p>
+      <w:pPr>
+        <w:numPr>
+          <w:numId w:val="0"/>
+        </w:numPr>
+        <w:rPr>
+          <w:rFonts w:hint="default"/>
+          <w:lang w:val="en-US"/>
+        </w:rPr>
+      </w:pPr>
+    </w:p>
+    <w:p>
+      <w:pPr>
+        <w:numPr>
+          <w:numId w:val="0"/>
+        </w:numPr>
+        <w:rPr>
+          <w:rFonts w:hint="default"/>
+          <w:lang w:val="en-US"/>
+        </w:rPr>
+      </w:pPr>
+    </w:p>
+    <w:p>
+      <w:pPr>
+        <w:numPr>
+          <w:numId w:val="0"/>
+        </w:numPr>
+        <w:rPr>
+          <w:rFonts w:hint="default"/>
+          <w:lang w:val="en-US"/>
+        </w:rPr>
+      </w:pPr>
+    </w:p>
+    <w:p>
+      <w:pPr>
+        <w:numPr>
+          <w:numId w:val="0"/>
+        </w:numPr>
+        <w:rPr>
+          <w:rFonts w:hint="default"/>
+          <w:lang w:val="en-US"/>
+        </w:rPr>
+      </w:pPr>
+    </w:p>
+    <w:p>
+      <w:pPr>
+        <w:numPr>
+          <w:numId w:val="0"/>
+        </w:numPr>
+        <w:rPr>
+          <w:rFonts w:hint="default"/>
+          <w:lang w:val="en-US"/>
+        </w:rPr>
+      </w:pPr>
+    </w:p>
+    <w:p>
+      <w:pPr>
+        <w:numPr>
+          <w:numId w:val="0"/>
+        </w:numPr>
+        <w:rPr>
+          <w:rFonts w:hint="default"/>
+          <w:lang w:val="en-US"/>
+        </w:rPr>
+      </w:pPr>
+    </w:p>
+    <w:p>
+      <w:pPr>
+        <w:numPr>
+          <w:numId w:val="0"/>
+        </w:numPr>
+        <w:rPr>
+          <w:rFonts w:hint="default"/>
+          <w:lang w:val="en-US"/>
+        </w:rPr>
+      </w:pPr>
+    </w:p>
+    <w:p>
+      <w:pPr>
+        <w:numPr>
+          <w:numId w:val="0"/>
+        </w:numPr>
+        <w:rPr>
+          <w:rFonts w:hint="default"/>
+          <w:lang w:val="en-US"/>
+        </w:rPr>
+      </w:pPr>
+    </w:p>
+    <w:p>
+      <w:pPr>
+        <w:numPr>
+          <w:numId w:val="0"/>
+        </w:numPr>
+        <w:rPr>
+          <w:rFonts w:hint="default"/>
+          <w:lang w:val="en-US"/>
+        </w:rPr>
+      </w:pPr>
+    </w:p>
+    <w:p>
+      <w:pPr>
+        <w:numPr>
+          <w:numId w:val="0"/>
+        </w:numPr>
+        <w:rPr>
+          <w:rFonts w:hint="default"/>
+          <w:lang w:val="en-US"/>
+        </w:rPr>
+      </w:pPr>
+    </w:p>
+    <w:p>
+      <w:pPr>
+        <w:numPr>
+          <w:numId w:val="0"/>
+        </w:numPr>
+        <w:rPr>
+          <w:rFonts w:hint="default"/>
+          <w:lang w:val="en-US"/>
+        </w:rPr>
+      </w:pPr>
+    </w:p>
+    <w:p>
+      <w:pPr>
+        <w:numPr>
+          <w:numId w:val="0"/>
+        </w:numPr>
+        <w:rPr>
+          <w:rFonts w:hint="default"/>
+          <w:lang w:val="en-US"/>
+        </w:rPr>
+      </w:pPr>
+    </w:p>
+    <w:p>
+      <w:pPr>
+        <w:numPr>
+          <w:numId w:val="0"/>
+        </w:numPr>
+        <w:rPr>
+          <w:rFonts w:hint="default"/>
+          <w:lang w:val="en-US"/>
+        </w:rPr>
+      </w:pPr>
+    </w:p>
+    <w:p>
+      <w:pPr>
+        <w:numPr>
+          <w:numId w:val="0"/>
+        </w:numPr>
+        <w:rPr>
+          <w:rFonts w:hint="default"/>
+          <w:lang w:val="en-US"/>
+        </w:rPr>
+      </w:pPr>
+    </w:p>
+    <w:p>
+      <w:pPr>
+        <w:numPr>
+          <w:numId w:val="0"/>
+        </w:numPr>
+        <w:rPr>
+          <w:rFonts w:hint="default"/>
+          <w:lang w:val="en-US"/>
+        </w:rPr>
+      </w:pPr>
+    </w:p>
+    <w:p>
+      <w:pPr>
+        <w:numPr>
+          <w:numId w:val="0"/>
+        </w:numPr>
+        <w:rPr>
+          <w:rFonts w:hint="default"/>
+          <w:lang w:val="en-US"/>
+        </w:rPr>
+      </w:pPr>
+    </w:p>
+    <w:p>
+      <w:pPr>
+        <w:numPr>
+          <w:numId w:val="0"/>
+        </w:numPr>
+        <w:rPr>
+          <w:rFonts w:hint="default"/>
+          <w:lang w:val="en-US"/>
+        </w:rPr>
+      </w:pPr>
+    </w:p>
+    <w:p>
+      <w:pPr>
+        <w:numPr>
+          <w:numId w:val="0"/>
+        </w:numPr>
+        <w:rPr>
+          <w:rFonts w:hint="default"/>
+          <w:lang w:val="en-US"/>
+        </w:rPr>
+      </w:pPr>
+    </w:p>
+    <w:p>
+      <w:pPr>
+        <w:numPr>
+          <w:numId w:val="0"/>
+        </w:numPr>
+        <w:rPr>
+          <w:rFonts w:hint="default"/>
+          <w:lang w:val="en-US"/>
+        </w:rPr>
+      </w:pPr>
+    </w:p>
+    <w:p>
+      <w:pPr>
+        <w:numPr>
+          <w:numId w:val="0"/>
+        </w:numPr>
+        <w:rPr>
+          <w:rFonts w:hint="default"/>
+          <w:lang w:val="en-US"/>
+        </w:rPr>
+      </w:pPr>
+    </w:p>
+    <w:p>
+      <w:pPr>
+        <w:numPr>
+          <w:numId w:val="0"/>
+        </w:numPr>
+        <w:rPr>
+          <w:rFonts w:hint="default"/>
+          <w:lang w:val="en-US"/>
+        </w:rPr>
+      </w:pPr>
+    </w:p>
+    <w:p>
+      <w:pPr>
+        <w:numPr>
+          <w:numId w:val="0"/>
+        </w:numPr>
+        <w:rPr>
+          <w:rFonts w:hint="default"/>
+          <w:lang w:val="en-US"/>
+        </w:rPr>
+      </w:pPr>
+    </w:p>
+    <w:p>
+      <w:pPr>
+        <w:numPr>
+          <w:numId w:val="0"/>
+        </w:numPr>
+        <w:rPr>
+          <w:rFonts w:hint="default"/>
+          <w:lang w:val="en-US"/>
+        </w:rPr>
+      </w:pPr>
+    </w:p>
+    <w:p>
+      <w:pPr>
+        <w:numPr>
+          <w:numId w:val="0"/>
+        </w:numPr>
+        <w:rPr>
+          <w:rFonts w:hint="default"/>
+          <w:lang w:val="en-US"/>
+        </w:rPr>
+      </w:pPr>
+    </w:p>
+    <w:p>
+      <w:pPr>
+        <w:numPr>
+          <w:numId w:val="0"/>
+        </w:numPr>
+        <w:rPr>
+          <w:rFonts w:hint="default"/>
+          <w:lang w:val="en-US"/>
+        </w:rPr>
+      </w:pPr>
+    </w:p>
+    <w:p>
+      <w:pPr>
+        <w:numPr>
+          <w:numId w:val="0"/>
+        </w:numPr>
+        <w:rPr>
+          <w:rFonts w:hint="default"/>
+          <w:lang w:val="en-US"/>
+        </w:rPr>
+      </w:pPr>
+    </w:p>
+    <w:p>
+      <w:pPr>
+        <w:numPr>
+          <w:numId w:val="0"/>
+        </w:numPr>
+        <w:rPr>
+          <w:rFonts w:hint="default"/>
+          <w:lang w:val="en-US"/>
+        </w:rPr>
+      </w:pPr>
+    </w:p>
+    <w:p>
+      <w:pPr>
+        <w:numPr>
+          <w:numId w:val="0"/>
+        </w:numPr>
+        <w:rPr>
+          <w:rFonts w:hint="default"/>
+          <w:lang w:val="en-US"/>
+        </w:rPr>
+      </w:pPr>
+    </w:p>
+    <w:p>
+      <w:pPr>
+        <w:numPr>
+          <w:numId w:val="0"/>
+        </w:numPr>
+        <w:rPr>
+          <w:rFonts w:hint="default"/>
+          <w:lang w:val="en-US"/>
+        </w:rPr>
+      </w:pPr>
+    </w:p>
+    <w:p>
+      <w:pPr>
+        <w:numPr>
+          <w:numId w:val="0"/>
+        </w:numPr>
+        <w:rPr>
+          <w:rFonts w:hint="default"/>
+          <w:lang w:val="en-US"/>
+        </w:rPr>
+      </w:pPr>
+    </w:p>
+    <w:p>
+      <w:pPr>
+        <w:numPr>
+          <w:numId w:val="0"/>
+        </w:numPr>
+        <w:rPr>
+          <w:rFonts w:hint="default"/>
+          <w:lang w:val="en-US"/>
+        </w:rPr>
+      </w:pPr>
+    </w:p>
+    <w:p>
+      <w:pPr>
+        <w:numPr>
+          <w:numId w:val="0"/>
+        </w:numPr>
+        <w:rPr>
+          <w:rFonts w:hint="default"/>
+          <w:lang w:val="en-US"/>
+        </w:rPr>
+      </w:pPr>
+    </w:p>
+    <w:p>
+      <w:pPr>
+        <w:numPr>
+          <w:numId w:val="0"/>
+        </w:numPr>
+        <w:rPr>
+          <w:rFonts w:hint="default"/>
+          <w:lang w:val="en-US"/>
+        </w:rPr>
+      </w:pPr>
+    </w:p>
+    <w:p>
+      <w:pPr>
+        <w:numPr>
+          <w:numId w:val="0"/>
+        </w:numPr>
+        <w:rPr>
+          <w:rFonts w:hint="default"/>
+          <w:lang w:val="en-US"/>
+        </w:rPr>
+      </w:pPr>
+    </w:p>
+    <w:p>
+      <w:pPr>
+        <w:numPr>
+          <w:numId w:val="0"/>
+        </w:numPr>
+        <w:rPr>
+          <w:rFonts w:hint="default"/>
+          <w:lang w:val="en-US"/>
+        </w:rPr>
+      </w:pPr>
+    </w:p>
+    <w:p>
+      <w:pPr>
+        <w:numPr>
+          <w:numId w:val="0"/>
+        </w:numPr>
+        <w:rPr>
+          <w:rFonts w:hint="default"/>
+          <w:lang w:val="en-US"/>
+        </w:rPr>
+      </w:pPr>
+    </w:p>
+    <w:p>
+      <w:pPr>
+        <w:numPr>
+          <w:numId w:val="0"/>
+        </w:numPr>
+        <w:rPr>
+          <w:rFonts w:hint="default"/>
+          <w:lang w:val="en-US"/>
+        </w:rPr>
+      </w:pPr>
+    </w:p>
+    <w:p>
+      <w:pPr>
+        <w:numPr>
+          <w:numId w:val="0"/>
+        </w:numPr>
+        <w:rPr>
+          <w:rFonts w:hint="default"/>
+          <w:lang w:val="en-US"/>
+        </w:rPr>
+      </w:pPr>
+    </w:p>
+    <w:p>
+      <w:pPr>
+        <w:numPr>
+          <w:ilvl w:val="0"/>
+          <w:numId w:val="0"/>
+        </w:numPr>
+        <w:rPr>
+          <w:rFonts w:hint="default"/>
+          <w:lang w:val="en-US"/>
+        </w:rPr>
+      </w:pPr>
+    </w:p>
+    <w:p>
+      <w:pPr>
+        <w:numPr>
+          <w:ilvl w:val="0"/>
+          <w:numId w:val="0"/>
+        </w:numPr>
+        <w:rPr>
+          <w:rFonts w:hint="default"/>
+          <w:lang w:val="en-US"/>
+        </w:rPr>
+      </w:pPr>
+    </w:p>
+    <w:p>
+      <w:pPr>
+        <w:numPr>
+          <w:ilvl w:val="0"/>
+          <w:numId w:val="0"/>
+        </w:numPr>
+        <w:rPr>
+          <w:rFonts w:hint="default"/>
+          <w:lang w:val="en-US"/>
+        </w:rPr>
+      </w:pPr>
+    </w:p>
+    <w:p>
+      <w:pPr>
+        <w:numPr>
+          <w:ilvl w:val="0"/>
+          <w:numId w:val="0"/>
+        </w:numPr>
+        <w:rPr>
+          <w:rFonts w:hint="default"/>
+          <w:lang w:val="en-US"/>
+        </w:rPr>
+      </w:pPr>
+    </w:p>
+    <w:p>
+      <w:pPr>
+        <w:numPr>
+          <w:ilvl w:val="0"/>
+          <w:numId w:val="0"/>
+        </w:numPr>
+        <w:rPr>
+          <w:rFonts w:hint="default"/>
+          <w:lang w:val="en-US"/>
+        </w:rPr>
+      </w:pPr>
+    </w:p>
+    <w:p>
+      <w:pPr>
+        <w:numPr>
+          <w:ilvl w:val="0"/>
+          <w:numId w:val="0"/>
+        </w:numPr>
+        <w:rPr>
+          <w:rFonts w:hint="default"/>
+          <w:lang w:val="en-US"/>
+        </w:rPr>
+      </w:pPr>
+    </w:p>
+    <w:p>
+      <w:pPr>
+        <w:numPr>
+          <w:ilvl w:val="0"/>
+          <w:numId w:val="0"/>
+        </w:numPr>
+        <w:rPr>
+          <w:rFonts w:hint="default"/>
+          <w:lang w:val="en-US"/>
+        </w:rPr>
+      </w:pPr>
+    </w:p>
+    <w:p>
+      <w:pPr>
+        <w:numPr>
+          <w:ilvl w:val="0"/>
+          <w:numId w:val="0"/>
+        </w:numPr>
+        <w:rPr>
+          <w:rFonts w:hint="default"/>
+          <w:lang w:val="en-US"/>
+        </w:rPr>
+      </w:pPr>
+    </w:p>
+    <w:p>
+      <w:pPr>
+        <w:numPr>
+          <w:ilvl w:val="0"/>
+          <w:numId w:val="0"/>
+        </w:numPr>
+        <w:rPr>
+          <w:rFonts w:hint="default"/>
+          <w:lang w:val="en-US"/>
+        </w:rPr>
+      </w:pPr>
+    </w:p>
+    <w:p>
+      <w:pPr>
+        <w:numPr>
+          <w:ilvl w:val="0"/>
+          <w:numId w:val="0"/>
+        </w:numPr>
+        <w:rPr>
+          <w:rFonts w:hint="default"/>
+          <w:lang w:val="en-US"/>
+        </w:rPr>
+      </w:pPr>
+    </w:p>
+    <w:p>
+      <w:pPr>
+        <w:numPr>
+          <w:ilvl w:val="0"/>
+          <w:numId w:val="0"/>
+        </w:numPr>
+        <w:rPr>
+          <w:rFonts w:hint="default"/>
+          <w:lang w:val="en-US"/>
+        </w:rPr>
+      </w:pPr>
+    </w:p>
+    <w:p>
+      <w:pPr>
+        <w:numPr>
+          <w:ilvl w:val="0"/>
+          <w:numId w:val="0"/>
+        </w:numPr>
+        <w:rPr>
+          <w:rFonts w:hint="default"/>
+          <w:lang w:val="en-US"/>
+        </w:rPr>
+      </w:pPr>
+    </w:p>
+    <w:p>
+      <w:pPr>
+        <w:numPr>
+          <w:ilvl w:val="0"/>
+          <w:numId w:val="0"/>
+        </w:numPr>
+        <w:rPr>
+          <w:rFonts w:hint="default"/>
+          <w:lang w:val="en-US"/>
+        </w:rPr>
+      </w:pPr>
+    </w:p>
+    <w:p>
+      <w:pPr>
+        <w:numPr>
+          <w:ilvl w:val="0"/>
+          <w:numId w:val="0"/>
+        </w:numPr>
+        <w:rPr>
+          <w:rFonts w:hint="default"/>
+          <w:lang w:val="en-US"/>
+        </w:rPr>
+      </w:pPr>
+    </w:p>
+    <w:p>
+      <w:pPr>
+        <w:numPr>
+          <w:ilvl w:val="0"/>
+          <w:numId w:val="0"/>
+        </w:numPr>
+        <w:rPr>
+          <w:rFonts w:hint="default"/>
+          <w:lang w:val="en-US"/>
+        </w:rPr>
+      </w:pPr>
+    </w:p>
+    <w:p>
+      <w:pPr>
+        <w:numPr>
+          <w:ilvl w:val="0"/>
+          <w:numId w:val="7"/>
         </w:numPr>
         <w:rPr>
           <w:rFonts w:hint="default"/>
@@ -785,7 +1575,7 @@
                     </pic:cNvPicPr>
                   </pic:nvPicPr>
                   <pic:blipFill>
-                    <a:blip r:embed="rId4"/>
+                    <a:blip r:embed="rId5"/>
                     <a:stretch>
                       <a:fillRect/>
                     </a:stretch>
@@ -822,7 +1612,7 @@
       <w:pPr>
         <w:numPr>
           <w:ilvl w:val="0"/>
-          <w:numId w:val="6"/>
+          <w:numId w:val="7"/>
         </w:numPr>
         <w:ind w:left="0" w:leftChars="0" w:firstLine="0" w:firstLineChars="0"/>
         <w:rPr>
@@ -857,7 +1647,7 @@
                     </pic:cNvPicPr>
                   </pic:nvPicPr>
                   <pic:blipFill>
-                    <a:blip r:embed="rId5"/>
+                    <a:blip r:embed="rId6"/>
                     <a:stretch>
                       <a:fillRect/>
                     </a:stretch>
@@ -886,7 +1676,7 @@
       <w:pPr>
         <w:numPr>
           <w:ilvl w:val="0"/>
-          <w:numId w:val="6"/>
+          <w:numId w:val="7"/>
         </w:numPr>
         <w:ind w:left="0" w:leftChars="0" w:firstLine="0" w:firstLineChars="0"/>
         <w:rPr>
@@ -921,7 +1711,7 @@
                     </pic:cNvPicPr>
                   </pic:nvPicPr>
                   <pic:blipFill>
-                    <a:blip r:embed="rId6"/>
+                    <a:blip r:embed="rId7"/>
                     <a:stretch>
                       <a:fillRect/>
                     </a:stretch>
@@ -958,7 +1748,7 @@
       <w:pPr>
         <w:numPr>
           <w:ilvl w:val="0"/>
-          <w:numId w:val="6"/>
+          <w:numId w:val="7"/>
         </w:numPr>
         <w:ind w:left="0" w:leftChars="0" w:firstLine="0" w:firstLineChars="0"/>
         <w:rPr>
@@ -993,7 +1783,7 @@
                     </pic:cNvPicPr>
                   </pic:nvPicPr>
                   <pic:blipFill>
-                    <a:blip r:embed="rId7"/>
+                    <a:blip r:embed="rId8"/>
                     <a:stretch>
                       <a:fillRect/>
                     </a:stretch>
@@ -1030,7 +1820,7 @@
       <w:pPr>
         <w:numPr>
           <w:ilvl w:val="0"/>
-          <w:numId w:val="6"/>
+          <w:numId w:val="7"/>
         </w:numPr>
         <w:ind w:left="0" w:leftChars="0" w:firstLine="0" w:firstLineChars="0"/>
         <w:rPr>
@@ -1045,6 +1835,58 @@
           <w:ilvl w:val="0"/>
           <w:numId w:val="0"/>
         </w:numPr>
+      </w:pPr>
+      <w:r>
+        <w:drawing>
+          <wp:inline distT="0" distB="0" distL="114300" distR="114300">
+            <wp:extent cx="3756660" cy="8563610"/>
+            <wp:effectExtent l="0" t="0" r="7620" b="1270"/>
+            <wp:docPr id="5" name="Picture 4"/>
+            <wp:cNvGraphicFramePr>
+              <a:graphicFrameLocks xmlns:a="http://schemas.openxmlformats.org/drawingml/2006/main" noChangeAspect="1"/>
+            </wp:cNvGraphicFramePr>
+            <a:graphic xmlns:a="http://schemas.openxmlformats.org/drawingml/2006/main">
+              <a:graphicData uri="http://schemas.openxmlformats.org/drawingml/2006/picture">
+                <pic:pic xmlns:pic="http://schemas.openxmlformats.org/drawingml/2006/picture">
+                  <pic:nvPicPr>
+                    <pic:cNvPr id="5" name="Picture 4"/>
+                    <pic:cNvPicPr>
+                      <a:picLocks noChangeAspect="1"/>
+                    </pic:cNvPicPr>
+                  </pic:nvPicPr>
+                  <pic:blipFill>
+                    <a:blip r:embed="rId9"/>
+                    <a:stretch>
+                      <a:fillRect/>
+                    </a:stretch>
+                  </pic:blipFill>
+                  <pic:spPr>
+                    <a:xfrm>
+                      <a:off x="0" y="0"/>
+                      <a:ext cx="3756660" cy="8563610"/>
+                    </a:xfrm>
+                    <a:prstGeom prst="rect">
+                      <a:avLst/>
+                    </a:prstGeom>
+                    <a:noFill/>
+                    <a:ln>
+                      <a:noFill/>
+                    </a:ln>
+                  </pic:spPr>
+                </pic:pic>
+              </a:graphicData>
+            </a:graphic>
+          </wp:inline>
+        </w:drawing>
+      </w:r>
+    </w:p>
+    <w:p>
+      <w:pPr>
+        <w:numPr>
+          <w:ilvl w:val="0"/>
+          <w:numId w:val="7"/>
+        </w:numPr>
+        <w:ind w:left="0" w:leftChars="0" w:firstLine="0" w:firstLineChars="0"/>
         <w:rPr>
           <w:rFonts w:hint="default"/>
           <w:lang w:val="en-US"/>
@@ -2840,6 +3682,18 @@
     </w:lvl>
   </w:abstractNum>
   <w:abstractNum w:abstractNumId="4">
+    <w:nsid w:val="FB0AFFEC"/>
+    <w:multiLevelType w:val="singleLevel"/>
+    <w:tmpl w:val="FB0AFFEC"/>
+    <w:lvl w:ilvl="0" w:tentative="0">
+      <w:start w:val="1"/>
+      <w:numFmt w:val="decimal"/>
+      <w:suff w:val="space"/>
+      <w:lvlText w:val="%1."/>
+      <w:lvlJc w:val="left"/>
+    </w:lvl>
+  </w:abstractNum>
+  <w:abstractNum w:abstractNumId="5">
     <w:nsid w:val="11BA9AC2"/>
     <w:multiLevelType w:val="singleLevel"/>
     <w:tmpl w:val="11BA9AC2"/>
@@ -2851,7 +3705,7 @@
       <w:lvlJc w:val="left"/>
     </w:lvl>
   </w:abstractNum>
-  <w:abstractNum w:abstractNumId="5">
+  <w:abstractNum w:abstractNumId="6">
     <w:nsid w:val="7BAF00B3"/>
     <w:multiLevelType w:val="singleLevel"/>
     <w:tmpl w:val="7BAF00B3"/>
@@ -2867,18 +3721,21 @@
     <w:abstractNumId w:val="3"/>
   </w:num>
   <w:num w:numId="2">
-    <w:abstractNumId w:val="4"/>
+    <w:abstractNumId w:val="5"/>
   </w:num>
   <w:num w:numId="3">
     <w:abstractNumId w:val="1"/>
   </w:num>
   <w:num w:numId="4">
-    <w:abstractNumId w:val="5"/>
+    <w:abstractNumId w:val="6"/>
   </w:num>
   <w:num w:numId="5">
+    <w:abstractNumId w:val="4"/>
+  </w:num>
+  <w:num w:numId="6">
     <w:abstractNumId w:val="0"/>
   </w:num>
-  <w:num w:numId="6">
+  <w:num w:numId="7">
     <w:abstractNumId w:val="2"/>
   </w:num>
 </w:numbering>
